--- a/Retail_SQL_Project/Documentation/Project Brief.docx
+++ b/Retail_SQL_Project/Documentation/Project Brief.docx
@@ -147,25 +147,23 @@
           <w:sz w:val="24"/>
           <w:szCs w:val="24"/>
         </w:rPr>
-        <w:t xml:space="preserve">Nova Retail Group operates a </w:t>
-      </w:r>
-      <w:proofErr w:type="spellStart"/>
-      <w:r>
-        <w:rPr>
-          <w:rFonts w:ascii="Times New Roman" w:hAnsi="Times New Roman" w:cs="Times New Roman"/>
-          <w:sz w:val="24"/>
-          <w:szCs w:val="24"/>
-        </w:rPr>
-        <w:t>multi region</w:t>
-      </w:r>
-      <w:proofErr w:type="spellEnd"/>
-      <w:r>
-        <w:rPr>
-          <w:rFonts w:ascii="Times New Roman" w:hAnsi="Times New Roman" w:cs="Times New Roman"/>
-          <w:sz w:val="24"/>
-          <w:szCs w:val="24"/>
-        </w:rPr>
-        <w:t xml:space="preserve"> retail and distribution business with physical stores and online fulfillment centers across several markets.</w:t>
+        <w:t>Nova Retail Group operates a multi</w:t>
+      </w:r>
+      <w:r>
+        <w:rPr>
+          <w:rFonts w:ascii="Times New Roman" w:hAnsi="Times New Roman" w:cs="Times New Roman"/>
+          <w:sz w:val="24"/>
+          <w:szCs w:val="24"/>
+        </w:rPr>
+        <w:t>-</w:t>
+      </w:r>
+      <w:r>
+        <w:rPr>
+          <w:rFonts w:ascii="Times New Roman" w:hAnsi="Times New Roman" w:cs="Times New Roman"/>
+          <w:sz w:val="24"/>
+          <w:szCs w:val="24"/>
+        </w:rPr>
+        <w:t>region retail and distribution business with physical stores and online fulfillment centers across several markets.</w:t>
       </w:r>
     </w:p>
     <w:p>
@@ -3615,6 +3613,7 @@
   <w:style w:type="character" w:default="1" w:styleId="DefaultParagraphFont">
     <w:name w:val="Default Paragraph Font"/>
     <w:uiPriority w:val="1"/>
+    <w:semiHidden/>
     <w:unhideWhenUsed/>
   </w:style>
   <w:style w:type="table" w:default="1" w:styleId="TableNormal">
